--- a/courts/sixth-circuit/michigan/federal/bankruptcy-western-district/adversary-complaint/usage/OUTPUT-adversary-complaint.docx
+++ b/courts/sixth-circuit/michigan/federal/bankruptcy-western-district/adversary-complaint/usage/OUTPUT-adversary-complaint.docx
@@ -4,7 +4,9 @@
   <w:body>
     <w:p>
       <w:pPr>
-        <w:pStyle w:val="Centered"/>
+        <w:spacing w:before="0" w:after="0" w:line="276" w:lineRule="exact"/>
+        <w:ind w:left="0" w:firstLine="0"/>
+        <w:jc w:val="center"/>
       </w:pPr>
       <w:r>
         <w:rPr>
@@ -16,7 +18,9 @@
     </w:p>
     <w:p>
       <w:pPr>
-        <w:pStyle w:val="Centered"/>
+        <w:spacing w:before="0" w:after="0" w:line="276" w:lineRule="exact"/>
+        <w:ind w:left="0" w:firstLine="0"/>
+        <w:jc w:val="center"/>
       </w:pPr>
       <w:r>
         <w:rPr>
@@ -28,30 +32,25 @@
     </w:p>
     <w:p>
       <w:pPr>
-        <w:pStyle w:val="Single"/>
-        <w:spacing w:before="552" w:after="0"/>
+        <w:spacing w:before="0" w:after="0" w:line="552" w:lineRule="exact"/>
       </w:pPr>
     </w:p>
     <w:tbl>
       <w:tblPr>
         <w:tblW w:w="9360" w:type="dxa"/>
-        <w:tblBorders>
-          <w:top w:val="nil"/>
-          <w:left w:val="nil"/>
-          <w:bottom w:val="nil"/>
-          <w:right w:val="nil"/>
-          <w:insideH w:val="nil"/>
-          <w:insideV w:val="nil"/>
-        </w:tblBorders>
         <w:tblLayout w:type="fixed"/>
         <w:tblCellMar>
+          <w:top w:w="0" w:type="dxa"/>
           <w:left w:w="0" w:type="dxa"/>
+          <w:bottom w:w="0" w:type="dxa"/>
           <w:right w:w="0" w:type="dxa"/>
         </w:tblCellMar>
+        <w:tblLook w:val="0000" w:firstRow="0" w:lastRow="0" w:firstColumn="0" w:lastColumn="0" w:noHBand="0" w:noVBand="0"/>
       </w:tblPr>
       <w:tblGrid>
         <w:gridCol w:w="5040"/>
-        <w:gridCol w:w="4320"/>
+        <w:gridCol w:w="360"/>
+        <w:gridCol w:w="3960"/>
       </w:tblGrid>
       <w:tr>
         <w:trPr>
@@ -60,13 +59,12 @@
         <w:tc>
           <w:tcPr>
             <w:tcW w:w="5040" w:type="dxa"/>
-            <w:tcBorders>
-              <w:bottom w:val="single" w:sz="6" w:space="0" w:color="000000"/>
-            </w:tcBorders>
           </w:tcPr>
           <w:p>
             <w:pPr>
-              <w:pStyle w:val="Single"/>
+              <w:spacing w:before="0" w:after="0" w:line="276" w:lineRule="exact"/>
+              <w:ind w:left="0" w:firstLine="0"/>
+              <w:jc w:val="left"/>
             </w:pPr>
             <w:r>
               <w:t xml:space="preserve">In re:</w:t>
@@ -74,49 +72,98 @@
           </w:p>
           <w:p>
             <w:pPr>
-              <w:pStyle w:val="Single"/>
-              <w:spacing w:before="276" w:after="0"/>
+              <w:spacing w:before="276" w:after="0" w:line="276" w:lineRule="exact"/>
+              <w:ind w:left="720" w:firstLine="0"/>
+              <w:jc w:val="left"/>
             </w:pPr>
+            <w:r>
+              <w:t xml:space="preserve">SPIECH</w:t>
+            </w:r>
+            <w:r>
+              <w:t xml:space="preserve"> </w:t>
+            </w:r>
+            <w:r>
+              <w:t xml:space="preserve">FARMS,</w:t>
+            </w:r>
+            <w:r>
+              <w:t xml:space="preserve"> </w:t>
+            </w:r>
+            <w:r>
+              <w:t xml:space="preserve">LLC,</w:t>
+            </w:r>
           </w:p>
           <w:p>
             <w:pPr>
-              <w:pStyle w:val="Single"/>
-              <w:ind w:left="720" w:firstLine="0"/>
+              <w:spacing w:before="0" w:after="0" w:line="276" w:lineRule="exact"/>
+              <w:ind w:left="1728" w:firstLine="0"/>
+              <w:jc w:val="left"/>
             </w:pPr>
             <w:r>
-              <w:t xml:space="preserve">SPIECH FARMS, LLC,</w:t>
+              <w:t xml:space="preserve">Debtor.</w:t>
             </w:r>
           </w:p>
           <w:p>
             <w:pPr>
-              <w:pStyle w:val="Single"/>
-              <w:ind w:left="1728" w:firstLine="0"/>
+              <w:tabs>
+                <w:tab w:val="right" w:pos="4896"/>
+              </w:tabs>
+              <w:spacing w:before="0" w:after="0" w:line="276" w:lineRule="exact"/>
+              <w:ind w:left="0" w:firstLine="0"/>
+              <w:jc w:val="left"/>
             </w:pPr>
             <w:r>
-              <w:t xml:space="preserve">Debtor.</w:t>
+              <w:rPr>
+                <w:u w:val="single"/>
+              </w:rPr>
+              <w:tab/>
+            </w:r>
+            <w:r>
+              <w:t xml:space="preserve">/</w:t>
             </w:r>
           </w:p>
         </w:tc>
         <w:tc>
           <w:tcPr>
-            <w:tcW w:w="4320" w:type="dxa"/>
+            <w:tcW w:w="360" w:type="dxa"/>
           </w:tcPr>
           <w:p>
             <w:pPr>
-              <w:pStyle w:val="Single"/>
-              <w:ind w:left="360" w:firstLine="0"/>
+              <w:spacing w:before="0" w:after="0" w:line="276" w:lineRule="exact"/>
+              <w:ind w:left="0" w:firstLine="0"/>
+              <w:jc w:val="left"/>
             </w:pPr>
-            <w:r>
-              <w:t xml:space="preserve">Case No. 17-05398</w:t>
+          </w:p>
+        </w:tc>
+        <w:tc>
+          <w:tcPr>
+            <w:tcW w:w="3960" w:type="dxa"/>
+          </w:tcPr>
+          <w:p>
+            <w:pPr>
+              <w:spacing w:before="0" w:after="0" w:line="276" w:lineRule="exact"/>
+              <w:ind w:left="0" w:firstLine="0"/>
+              <w:jc w:val="left"/>
+            </w:pPr>
+            <w:r>
+              <w:t xml:space="preserve">Case No. </w:t>
+            </w:r>
+            <w:r>
+              <w:t xml:space="preserve">17</w:t>
+              <w:noBreakHyphen/>
+              <w:t xml:space="preserve">05398</w:t>
             </w:r>
           </w:p>
           <w:p>
             <w:pPr>
-              <w:pStyle w:val="Single"/>
-              <w:ind w:left="360" w:firstLine="0"/>
+              <w:spacing w:before="0" w:after="0" w:line="276" w:lineRule="exact"/>
+              <w:ind w:left="0" w:firstLine="0"/>
+              <w:jc w:val="left"/>
             </w:pPr>
             <w:r>
-              <w:t xml:space="preserve">Chapter 11</w:t>
+              <w:t xml:space="preserve">Chapter </w:t>
+            </w:r>
+            <w:r>
+              <w:t xml:space="preserve">11</w:t>
             </w:r>
           </w:p>
         </w:tc>
@@ -124,30 +171,25 @@
     </w:tbl>
     <w:p>
       <w:pPr>
-        <w:pStyle w:val="Single"/>
-        <w:spacing w:before="240" w:after="0"/>
+        <w:spacing w:before="0" w:after="0" w:line="144" w:lineRule="exact"/>
       </w:pPr>
     </w:p>
     <w:tbl>
       <w:tblPr>
         <w:tblW w:w="9360" w:type="dxa"/>
-        <w:tblBorders>
-          <w:top w:val="nil"/>
-          <w:left w:val="nil"/>
-          <w:bottom w:val="nil"/>
-          <w:right w:val="nil"/>
-          <w:insideH w:val="nil"/>
-          <w:insideV w:val="nil"/>
-        </w:tblBorders>
         <w:tblLayout w:type="fixed"/>
         <w:tblCellMar>
+          <w:top w:w="0" w:type="dxa"/>
           <w:left w:w="0" w:type="dxa"/>
+          <w:bottom w:w="0" w:type="dxa"/>
           <w:right w:w="0" w:type="dxa"/>
         </w:tblCellMar>
+        <w:tblLook w:val="0000" w:firstRow="0" w:lastRow="0" w:firstColumn="0" w:lastColumn="0" w:noHBand="0" w:noVBand="0"/>
       </w:tblPr>
       <w:tblGrid>
         <w:gridCol w:w="5040"/>
-        <w:gridCol w:w="4320"/>
+        <w:gridCol w:w="360"/>
+        <w:gridCol w:w="3960"/>
       </w:tblGrid>
       <w:tr>
         <w:trPr>
@@ -156,23 +198,34 @@
         <w:tc>
           <w:tcPr>
             <w:tcW w:w="5040" w:type="dxa"/>
-            <w:tcBorders>
-              <w:bottom w:val="single" w:sz="6" w:space="0" w:color="000000"/>
-              <w:right w:val="single" w:sz="6" w:space="0" w:color="000000"/>
-            </w:tcBorders>
           </w:tcPr>
           <w:p>
             <w:pPr>
-              <w:pStyle w:val="Single"/>
+              <w:spacing w:before="0" w:after="0" w:line="276" w:lineRule="exact"/>
+              <w:ind w:left="0" w:firstLine="0"/>
+              <w:jc w:val="left"/>
             </w:pPr>
             <w:r>
-              <w:t xml:space="preserve">SPIECH FARMS, LLC,</w:t>
+              <w:t xml:space="preserve">SPIECH</w:t>
+            </w:r>
+            <w:r>
+              <w:t xml:space="preserve"> </w:t>
+            </w:r>
+            <w:r>
+              <w:t xml:space="preserve">FARMS,</w:t>
+            </w:r>
+            <w:r>
+              <w:t xml:space="preserve"> </w:t>
+            </w:r>
+            <w:r>
+              <w:t xml:space="preserve">LLC,</w:t>
             </w:r>
           </w:p>
           <w:p>
             <w:pPr>
-              <w:pStyle w:val="Single"/>
+              <w:spacing w:before="0" w:after="0" w:line="276" w:lineRule="exact"/>
               <w:ind w:left="1728" w:firstLine="0"/>
+              <w:jc w:val="left"/>
             </w:pPr>
             <w:r>
               <w:t xml:space="preserve">Plaintiff,</w:t>
@@ -180,53 +233,95 @@
           </w:p>
           <w:p>
             <w:pPr>
-              <w:pStyle w:val="Single"/>
-              <w:spacing w:before="120" w:after="0"/>
+              <w:spacing w:before="96" w:after="0" w:line="276" w:lineRule="exact"/>
+              <w:ind w:left="0" w:firstLine="0"/>
+              <w:jc w:val="left"/>
             </w:pPr>
+            <w:r>
+              <w:t xml:space="preserve">v.</w:t>
+            </w:r>
           </w:p>
           <w:p>
             <w:pPr>
-              <w:pStyle w:val="Single"/>
+              <w:spacing w:before="96" w:after="0" w:line="276" w:lineRule="exact"/>
+              <w:ind w:left="0" w:firstLine="0"/>
+              <w:jc w:val="left"/>
             </w:pPr>
             <w:r>
-              <w:t xml:space="preserve">v.</w:t>
+              <w:t xml:space="preserve">PRODUCE</w:t>
+            </w:r>
+            <w:r>
+              <w:t xml:space="preserve"> </w:t>
+            </w:r>
+            <w:r>
+              <w:t xml:space="preserve">PAY,</w:t>
+            </w:r>
+            <w:r>
+              <w:t xml:space="preserve"> </w:t>
+            </w:r>
+            <w:r>
+              <w:t xml:space="preserve">INC.,</w:t>
             </w:r>
           </w:p>
           <w:p>
             <w:pPr>
-              <w:pStyle w:val="Single"/>
-              <w:spacing w:before="120" w:after="0"/>
+              <w:spacing w:before="0" w:after="0" w:line="276" w:lineRule="exact"/>
+              <w:ind w:left="1728" w:firstLine="0"/>
+              <w:jc w:val="left"/>
             </w:pPr>
+            <w:r>
+              <w:t xml:space="preserve">Defendant.</w:t>
+            </w:r>
           </w:p>
           <w:p>
             <w:pPr>
-              <w:pStyle w:val="Single"/>
+              <w:tabs>
+                <w:tab w:val="right" w:pos="4896"/>
+              </w:tabs>
+              <w:spacing w:before="0" w:after="0" w:line="276" w:lineRule="exact"/>
+              <w:ind w:left="0" w:firstLine="0"/>
+              <w:jc w:val="left"/>
             </w:pPr>
             <w:r>
-              <w:t xml:space="preserve">PRODUCE PAY, INC.,</w:t>
-            </w:r>
-          </w:p>
-          <w:p>
-            <w:pPr>
-              <w:pStyle w:val="Single"/>
-              <w:ind w:left="1728" w:firstLine="0"/>
-            </w:pPr>
-            <w:r>
-              <w:t xml:space="preserve">Defendant.</w:t>
+              <w:rPr>
+                <w:u w:val="single"/>
+              </w:rPr>
+              <w:tab/>
+            </w:r>
+            <w:r>
+              <w:t xml:space="preserve">/</w:t>
             </w:r>
           </w:p>
         </w:tc>
         <w:tc>
           <w:tcPr>
-            <w:tcW w:w="4320" w:type="dxa"/>
+            <w:tcW w:w="360" w:type="dxa"/>
           </w:tcPr>
           <w:p>
             <w:pPr>
-              <w:pStyle w:val="Single"/>
-              <w:ind w:left="360" w:firstLine="0"/>
+              <w:spacing w:before="0" w:after="0" w:line="276" w:lineRule="exact"/>
+              <w:ind w:left="0" w:firstLine="0"/>
+              <w:jc w:val="left"/>
             </w:pPr>
-            <w:r>
-              <w:t xml:space="preserve">Adv. Proc. No. 17-80</w:t>
+          </w:p>
+        </w:tc>
+        <w:tc>
+          <w:tcPr>
+            <w:tcW w:w="3960" w:type="dxa"/>
+          </w:tcPr>
+          <w:p>
+            <w:pPr>
+              <w:spacing w:before="0" w:after="0" w:line="276" w:lineRule="exact"/>
+              <w:ind w:left="0" w:firstLine="0"/>
+              <w:jc w:val="left"/>
+            </w:pPr>
+            <w:r>
+              <w:t xml:space="preserve">Adv. Proc. No. </w:t>
+            </w:r>
+            <w:r>
+              <w:t xml:space="preserve">17</w:t>
+              <w:noBreakHyphen/>
+              <w:t xml:space="preserve">80</w:t>
             </w:r>
           </w:p>
         </w:tc>
@@ -234,13 +329,9 @@
     </w:tbl>
     <w:p>
       <w:pPr>
-        <w:pStyle w:val="Single"/>
-        <w:spacing w:before="552" w:after="0"/>
-      </w:pPr>
-    </w:p>
-    <w:p>
-      <w:pPr>
-        <w:pStyle w:val="Centered"/>
+        <w:spacing w:before="552" w:after="276" w:line="276" w:lineRule="exact"/>
+        <w:ind w:left="0" w:firstLine="0"/>
+        <w:jc w:val="center"/>
       </w:pPr>
       <w:r>
         <w:rPr>
@@ -252,17 +343,10 @@
     </w:p>
     <w:p>
       <w:pPr>
-        <w:pStyle w:val="Single"/>
-        <w:spacing w:before="276" w:after="0"/>
-      </w:pPr>
-    </w:p>
-    <w:bookmarkStart w:id="20" w:name="jurisdiction"/>
-    <w:p>
-      <w:pPr>
         <w:pStyle w:val="Heading1"/>
       </w:pPr>
       <w:r>
-        <w:t xml:space="preserve">Jurisdiction</w:t>
+        <w:t xml:space="preserve">JURISDICTION</w:t>
       </w:r>
     </w:p>
     <w:p>
@@ -317,7 +401,13 @@
         <w:t xml:space="preserve">In re Spiech Farms, LLC</w:t>
       </w:r>
       <w:r>
-        <w:t xml:space="preserve">, Case No. 17-05398 (Chapter 11), pending in the United States Bankruptcy Court for the Western District of Michigan.</w:t>
+        <w:t xml:space="preserve">, Case No. 17</w:t>
+      </w:r>
+      <w:r>
+        <w:noBreakHyphen/>
+      </w:r>
+      <w:r>
+        <w:t xml:space="preserve">05398 (Chapter 11), pending in the United States Bankruptcy Court for the Western District of Michigan.</w:t>
       </w:r>
     </w:p>
     <w:p>
@@ -331,7 +421,7 @@
         <w:tab/>
       </w:r>
       <w:r>
-        <w:t xml:space="preserve">This Adversary Proceeding is a core proceeding under 28 U.S.C. § 157(b)(2). The Plaintiff consents to the entry of a final order or judgment by the Bankruptcy Court.</w:t>
+        <w:t xml:space="preserve">This Adversary Proceeding is a core proceeding under 28 U.S.C. § 157(b)(2). The Plaintiff consents to the entry of a final order or judgment by the Bankruptcy Court.</w:t>
       </w:r>
     </w:p>
     <w:p>
@@ -359,17 +449,21 @@
         <w:tab/>
       </w:r>
       <w:r>
-        <w:t xml:space="preserve">Venue is proper in this District pursuant to 28 U.S.C. §§ 1408 &amp; 1409 as this Adversary Proceeding arises in and relates to the Chapter 11 Bankruptcy proceeding styled In Re: Spiech Farms, LLC, Case No.: 17-05398.</w:t>
-      </w:r>
-    </w:p>
-    <w:bookmarkEnd w:id="20"/>
-    <w:bookmarkStart w:id="23" w:name="general-allegations"/>
+        <w:t xml:space="preserve">Venue is proper in this District pursuant to 28 U.S.C. §§ 1408 &amp; 1409 as this Adversary Proceeding arises in and relates to the Chapter 11 Bankruptcy proceeding styled In Re: Spiech Farms, LLC, Case No.: 17</w:t>
+      </w:r>
+      <w:r>
+        <w:noBreakHyphen/>
+      </w:r>
+      <w:r>
+        <w:t xml:space="preserve">05398.</w:t>
+      </w:r>
+    </w:p>
     <w:p>
       <w:pPr>
         <w:pStyle w:val="Heading1"/>
       </w:pPr>
       <w:r>
-        <w:t xml:space="preserve">General Allegations</w:t>
+        <w:t xml:space="preserve">GENERAL ALLEGATIONS</w:t>
       </w:r>
     </w:p>
     <w:p>
@@ -389,7 +483,7 @@
         <w:t xml:space="preserve">“Plaintiff”</w:t>
       </w:r>
       <w:r>
-        <w:t xml:space="preserve">) is authorized, pursuant to 11 U.S.C. § 1107, and empowered to file, prosecute and/or settle all causes of actions including, without limitation, actions pursuant to 11 U.S.C. §544 et seq.</w:t>
+        <w:t xml:space="preserve">) is authorized, pursuant to 11 U.S.C. § 1107, and empowered to file, prosecute and/​or settle all causes of actions including, without limitation, actions pursuant to 11 U.S.C. §544 et seq.</w:t>
       </w:r>
     </w:p>
     <w:p>
@@ -403,7 +497,7 @@
         <w:tab/>
       </w:r>
       <w:r>
-        <w:t xml:space="preserve">Produce Pay, Inc. (</w:t>
+        <w:t xml:space="preserve">Produce Pay, Inc. (</w:t>
       </w:r>
       <w:r>
         <w:t xml:space="preserve">“Defendant”</w:t>
@@ -442,7 +536,7 @@
     </w:p>
     <w:p>
       <w:pPr>
-        <w:pStyle w:val="NumberedPara"/>
+        <w:pStyle w:val="NumberedParaNote"/>
       </w:pPr>
       <w:r>
         <w:t xml:space="preserve">11.</w:t>
@@ -457,7 +551,7 @@
         <w:rPr>
           <w:rStyle w:val="FootnoteReference"/>
         </w:rPr>
-        <w:footnoteReference w:id="21"/>
+        <w:footnoteReference w:id="9"/>
       </w:r>
       <w:r>
         <w:t xml:space="preserve">, the Defendant holds itself out as a provider of</w:t>
@@ -514,7 +608,7 @@
     </w:p>
     <w:p>
       <w:pPr>
-        <w:pStyle w:val="NumberedPara"/>
+        <w:pStyle w:val="NumberedParaNote"/>
       </w:pPr>
       <w:r>
         <w:t xml:space="preserve">14.</w:t>
@@ -529,7 +623,7 @@
         <w:rPr>
           <w:rStyle w:val="FootnoteReference"/>
         </w:rPr>
-        <w:footnoteReference w:id="22"/>
+        <w:footnoteReference w:id="10"/>
       </w:r>
       <w:r>
         <w:t xml:space="preserve"> </w:t>
@@ -543,7 +637,13 @@
         <w:pStyle w:val="BlockText"/>
       </w:pPr>
       <w:r>
-        <w:t xml:space="preserve">EXHIBIT A COLLATERAL DESCRIPTION ATTACHMENT TO UCC-1 FINANCING STATEMENT The Distributed Asset Pool, as that term is defined in the Distribution Agreement, dated as of August 18, 2017 by and between Secured Party/Assignee and Debtor/Assignor (as amended or restated from time to time, the</w:t>
+        <w:t xml:space="preserve">EXHIBIT A COLLATERAL DESCRIPTION ATTACHMENT TO UCC</w:t>
+      </w:r>
+      <w:r>
+        <w:noBreakHyphen/>
+      </w:r>
+      <w:r>
+        <w:t xml:space="preserve">1 FINANCING STATEMENT The Distributed Asset Pool, as that term is defined in the Distribution Agreement, dated as of August 18, 2017 by and between Secured Party/​Assignee and Debtor/​Assignor (as amended or restated from time to time, the</w:t>
       </w:r>
       <w:r>
         <w:t xml:space="preserve"> </w:t>
@@ -552,7 +652,7 @@
         <w:t xml:space="preserve">“Prepayment Agreement”</w:t>
       </w:r>
       <w:r>
-        <w:t xml:space="preserve">), that Secured Party/Assignee purchases from time to time from Debtor/Assignor pursuant to the Prepayment Agreement, and all cash collections from, and all proceeds of, the foregoing.</w:t>
+        <w:t xml:space="preserve">), that Secured Party/​Assignee purchases from time to time from Debtor/​Assignor pursuant to the Prepayment Agreement, and all cash collections from, and all proceeds of, the foregoing.</w:t>
       </w:r>
     </w:p>
     <w:p>
@@ -606,7 +706,7 @@
         <w:t xml:space="preserve"> </w:t>
       </w:r>
       <w:r>
-        <w:t xml:space="preserve">(P. 7, § 4.2(a)).</w:t>
+        <w:t xml:space="preserve">(P. 7, § 4.2(a)).</w:t>
       </w:r>
     </w:p>
     <w:p>
@@ -632,7 +732,7 @@
         <w:t xml:space="preserve"> </w:t>
       </w:r>
       <w:r>
-        <w:t xml:space="preserve">(P. 7, § 4.3)).</w:t>
+        <w:t xml:space="preserve">(P. 7, § 4.3)).</w:t>
       </w:r>
     </w:p>
     <w:p>
@@ -646,7 +746,7 @@
         <w:tab/>
       </w:r>
       <w:r>
-        <w:t xml:space="preserve">the Debtor is responsible for selling the Produce and reporting the same to the Defendant. (p. 8 § 4.5).</w:t>
+        <w:t xml:space="preserve">the Debtor is responsible for selling the Produce and reporting the same to the Defendant. (p. 8 § 4.5).</w:t>
       </w:r>
     </w:p>
     <w:p>
@@ -660,7 +760,7 @@
         <w:tab/>
       </w:r>
       <w:r>
-        <w:t xml:space="preserve">the Debtor must indemnify the Defendant from any claim resulting from the sale of the Produce. (P. 9 § 5.4(a)(i));</w:t>
+        <w:t xml:space="preserve">the Debtor must indemnify the Defendant from any claim resulting from the sale of the Produce. (P. 9 § 5.4(a)⁠(i));</w:t>
       </w:r>
     </w:p>
     <w:p>
@@ -674,7 +774,7 @@
         <w:tab/>
       </w:r>
       <w:r>
-        <w:t xml:space="preserve">the Debtor must indemnify the Defendant from any tax assessed with respect to the sales not paid by the Debtor. (P. 9 § 5.4(a)(ii));</w:t>
+        <w:t xml:space="preserve">the Debtor must indemnify the Defendant from any tax assessed with respect to the sales not paid by the Debtor. (P. 9 § 5.4(a)⁠(ii));</w:t>
       </w:r>
     </w:p>
     <w:p>
@@ -688,7 +788,7 @@
         <w:tab/>
       </w:r>
       <w:r>
-        <w:t xml:space="preserve">the Debtor suffers risk of loss with respect to any product liability or recall costs and must indemnify the Defendant from the same. (P. 9 § 5.4(a)(iv));</w:t>
+        <w:t xml:space="preserve">the Debtor suffers risk of loss with respect to any product liability or recall costs and must indemnify the Defendant from the same. (P. 9 § 5.4(a)⁠(iv));</w:t>
       </w:r>
     </w:p>
     <w:p>
@@ -714,7 +814,7 @@
         <w:t xml:space="preserve"> </w:t>
       </w:r>
       <w:r>
-        <w:t xml:space="preserve">(P. 9 § 5.4).</w:t>
+        <w:t xml:space="preserve">(P. 9 § 5.4).</w:t>
       </w:r>
     </w:p>
     <w:p>
@@ -728,13 +828,13 @@
         <w:tab/>
       </w:r>
       <w:r>
-        <w:t xml:space="preserve">“sales, excise, value-added, withholding, and other taxes, . . . shall be the responsibility of the Distributor [Debtor].”</w:t>
+        <w:t xml:space="preserve">“sales, excise, value-added, withholding, and other taxes, . . . shall be the responsibility of the Distributor [Debtor].”</w:t>
       </w:r>
       <w:r>
         <w:t xml:space="preserve"> </w:t>
       </w:r>
       <w:r>
-        <w:t xml:space="preserve">(P. 12 § 6.7).</w:t>
+        <w:t xml:space="preserve">(P. 12 § 6.7).</w:t>
       </w:r>
     </w:p>
     <w:p>
@@ -762,7 +862,13 @@
         <w:tab/>
       </w:r>
       <w:r>
-        <w:t xml:space="preserve">the Debtor must maintain insurance on the Produce. (P16-17 §10.12).</w:t>
+        <w:t xml:space="preserve">the Debtor must maintain insurance on the Produce. (P16</w:t>
+      </w:r>
+      <w:r>
+        <w:noBreakHyphen/>
+      </w:r>
+      <w:r>
+        <w:t xml:space="preserve">17 §10.12).</w:t>
       </w:r>
     </w:p>
     <w:p>
@@ -807,8 +913,6 @@
         <w:t xml:space="preserve">It is appropriate that this Court treat the Defendant as an unsecured creditor.</w:t>
       </w:r>
     </w:p>
-    <w:bookmarkEnd w:id="23"/>
-    <w:bookmarkStart w:id="25" w:name="count-i"/>
     <w:p>
       <w:pPr>
         <w:pStyle w:val="Heading1"/>
@@ -817,13 +921,12 @@
         <w:t xml:space="preserve">COUNT I</w:t>
       </w:r>
     </w:p>
-    <w:bookmarkStart w:id="24" w:name="Xb8f4b782cf0ff7f25d8968be2bec7f47076fdf1"/>
     <w:p>
       <w:pPr>
         <w:pStyle w:val="Heading2"/>
       </w:pPr>
       <w:r>
-        <w:t xml:space="preserve">Declaratory Relief Pursuant to 11 U.S.C. § 544</w:t>
+        <w:t xml:space="preserve">DECLARATORY RELIEF PURSUANT TO 11 U.S.C. § 544</w:t>
       </w:r>
     </w:p>
     <w:p>
@@ -946,9 +1049,6 @@
         <w:t xml:space="preserve">WHEREFORE, your Plaintiff prays for relief as further set forth herein.</w:t>
       </w:r>
     </w:p>
-    <w:bookmarkEnd w:id="24"/>
-    <w:bookmarkEnd w:id="25"/>
-    <w:bookmarkStart w:id="27" w:name="count-ii"/>
     <w:p>
       <w:pPr>
         <w:pStyle w:val="Heading1"/>
@@ -957,13 +1057,12 @@
         <w:t xml:space="preserve">COUNT II</w:t>
       </w:r>
     </w:p>
-    <w:bookmarkStart w:id="26" w:name="Xa9967627c00e6a4fa5209e66236199d4607d16e"/>
     <w:p>
       <w:pPr>
         <w:pStyle w:val="Heading2"/>
       </w:pPr>
       <w:r>
-        <w:t xml:space="preserve">Avoidance of Security Interest in Equipment Pursuant to 11 U.S.C. § 544</w:t>
+        <w:t xml:space="preserve">AVOIDANCE OF SECURITY INTEREST IN EQUIPMENT PURSUANT TO 11 U.S.C. § 544</w:t>
       </w:r>
     </w:p>
     <w:p>
@@ -1067,9 +1166,6 @@
         <w:t xml:space="preserve">WHEREFORE, your Plaintiff prays for relief as further set forth herein.</w:t>
       </w:r>
     </w:p>
-    <w:bookmarkEnd w:id="26"/>
-    <w:bookmarkEnd w:id="27"/>
-    <w:bookmarkStart w:id="29" w:name="count-iii"/>
     <w:p>
       <w:pPr>
         <w:pStyle w:val="Heading1"/>
@@ -1078,13 +1174,12 @@
         <w:t xml:space="preserve">COUNT III</w:t>
       </w:r>
     </w:p>
-    <w:bookmarkStart w:id="28" w:name="Xb9c70305cc1db9cac96c85061ae5992dbf0915d"/>
     <w:p>
       <w:pPr>
         <w:pStyle w:val="Heading2"/>
       </w:pPr>
       <w:r>
-        <w:t xml:space="preserve">Avoidance of Security Interest in All Assets of Debtor Pursuant to 11 U.S.C. § 544</w:t>
+        <w:t xml:space="preserve">AVOIDANCE OF SECURITY INTEREST IN ALL ASSETS OF DEBTOR PURSUANT TO 11 U.S.C. § 544</w:t>
       </w:r>
     </w:p>
     <w:p>
@@ -1188,9 +1283,6 @@
         <w:t xml:space="preserve">WHEREFORE, your Plaintiff prays for relief as further set forth herein.</w:t>
       </w:r>
     </w:p>
-    <w:bookmarkEnd w:id="28"/>
-    <w:bookmarkEnd w:id="29"/>
-    <w:bookmarkStart w:id="31" w:name="count-iv"/>
     <w:p>
       <w:pPr>
         <w:pStyle w:val="Heading1"/>
@@ -1199,13 +1291,12 @@
         <w:t xml:space="preserve">COUNT IV</w:t>
       </w:r>
     </w:p>
-    <w:bookmarkStart w:id="30" w:name="X18c1b620c264c4aa7bc4347e214dcbf47b4e6a5"/>
     <w:p>
       <w:pPr>
         <w:pStyle w:val="Heading2"/>
       </w:pPr>
       <w:r>
-        <w:t xml:space="preserve">Avoidance and Preservation of Preferential Transfers Pursuant to 11 U.S.C. § 547(b)</w:t>
+        <w:t xml:space="preserve">AVOIDANCE AND PRESERVATION OF PREFERENTIAL TRANSFERS PURSUANT TO 11 U.S.C. § 547(B)</w:t>
       </w:r>
     </w:p>
     <w:p>
@@ -1307,7 +1398,7 @@
         <w:tab/>
       </w:r>
       <w:r>
-        <w:t xml:space="preserve">Plaintiff is entitled to avoid the Transfers as preferential transfers pursuant to 11 U.S.C. §547(b) for the preservation and benefit of the estate pursuant to 11 U.S.C. § 551.</w:t>
+        <w:t xml:space="preserve">Plaintiff is entitled to avoid the Transfers as preferential transfers pursuant to 11 U.S.C. §547(b) for the preservation and benefit of the estate pursuant to 11 U.S.C. § 551.</w:t>
       </w:r>
     </w:p>
     <w:p>
@@ -1318,9 +1409,6 @@
         <w:t xml:space="preserve">WHEREFORE, your Plaintiff prays for relief as further set forth herein.</w:t>
       </w:r>
     </w:p>
-    <w:bookmarkEnd w:id="30"/>
-    <w:bookmarkEnd w:id="31"/>
-    <w:bookmarkStart w:id="33" w:name="count-v"/>
     <w:p>
       <w:pPr>
         <w:pStyle w:val="Heading1"/>
@@ -1329,13 +1417,12 @@
         <w:t xml:space="preserve">COUNT V</w:t>
       </w:r>
     </w:p>
-    <w:bookmarkStart w:id="32" w:name="X9709d3b9031e8d51a3b94ab13c8b2a2c17e5165"/>
     <w:p>
       <w:pPr>
         <w:pStyle w:val="Heading2"/>
       </w:pPr>
       <w:r>
-        <w:t xml:space="preserve">Recovery and Turnover of Value of Avoided Transfers Pursuant to 11 U.S.C. §§ 542 and 550</w:t>
+        <w:t xml:space="preserve">RECOVERY AND TURNOVER OF VALUE OF AVOIDED TRANSFERS PURSUANT TO 11 U.S.C. §§ 542 AND 550</w:t>
       </w:r>
     </w:p>
     <w:p>
@@ -1377,7 +1464,7 @@
         <w:tab/>
       </w:r>
       <w:r>
-        <w:t xml:space="preserve">Pursuant to 11 U.S.C. §542, the Plaintiff is entitled to turn over the value of the avoided Transfers as property of the estate pursuant to 11 U.S.C. §541(a)(4).</w:t>
+        <w:t xml:space="preserve">Pursuant to 11 U.S.C. §542, the Plaintiff is entitled to turn over the value of the avoided Transfers as property of the estate pursuant to 11 U.S.C. §541(a)⁠(4).</w:t>
       </w:r>
     </w:p>
     <w:p>
@@ -1455,7 +1542,7 @@
         <w:tab/>
       </w:r>
       <w:r>
-        <w:t xml:space="preserve">That this Court avoid any claimed security interest the Defendant claims in the assets of the Debtor for the preservation and benefit of the estate pursuant to 11 U.S.C. § 551;</w:t>
+        <w:t xml:space="preserve">That this Court avoid any claimed security interest the Defendant claims in the assets of the Debtor for the preservation and benefit of the estate pursuant to 11 U.S.C. § 551;</w:t>
       </w:r>
     </w:p>
     <w:p>
@@ -1488,30 +1575,25 @@
     </w:p>
     <w:p>
       <w:pPr>
-        <w:pStyle w:val="Single"/>
-        <w:spacing w:before="552" w:after="0"/>
+        <w:spacing w:before="0" w:after="0" w:line="552" w:lineRule="exact"/>
       </w:pPr>
     </w:p>
     <w:tbl>
       <w:tblPr>
         <w:tblW w:w="9360" w:type="dxa"/>
-        <w:tblBorders>
-          <w:top w:val="nil"/>
-          <w:left w:val="nil"/>
-          <w:bottom w:val="nil"/>
-          <w:right w:val="nil"/>
-          <w:insideH w:val="nil"/>
-          <w:insideV w:val="nil"/>
-        </w:tblBorders>
         <w:tblLayout w:type="fixed"/>
         <w:tblCellMar>
+          <w:top w:w="0" w:type="dxa"/>
           <w:left w:w="0" w:type="dxa"/>
+          <w:bottom w:w="0" w:type="dxa"/>
           <w:right w:w="0" w:type="dxa"/>
         </w:tblCellMar>
+        <w:tblLook w:val="0000" w:firstRow="0" w:lastRow="0" w:firstColumn="0" w:lastColumn="0" w:noHBand="0" w:noVBand="0"/>
       </w:tblPr>
       <w:tblGrid>
         <w:gridCol w:w="4176"/>
-        <w:gridCol w:w="5184"/>
+        <w:gridCol w:w="288"/>
+        <w:gridCol w:w="4896"/>
       </w:tblGrid>
       <w:tr>
         <w:trPr>
@@ -1523,7 +1605,9 @@
           </w:tcPr>
           <w:p>
             <w:pPr>
-              <w:pStyle w:val="Single"/>
+              <w:spacing w:before="0" w:after="0" w:line="276" w:lineRule="exact"/>
+              <w:ind w:left="0" w:firstLine="0"/>
+              <w:jc w:val="left"/>
             </w:pPr>
             <w:r>
               <w:t xml:space="preserve">Dated: November 22, 2017</w:t>
@@ -1532,11 +1616,25 @@
         </w:tc>
         <w:tc>
           <w:tcPr>
-            <w:tcW w:w="5184" w:type="dxa"/>
+            <w:tcW w:w="288" w:type="dxa"/>
           </w:tcPr>
           <w:p>
             <w:pPr>
-              <w:pStyle w:val="Single"/>
+              <w:spacing w:before="0" w:after="0" w:line="276" w:lineRule="exact"/>
+              <w:ind w:left="0" w:firstLine="0"/>
+              <w:jc w:val="left"/>
+            </w:pPr>
+          </w:p>
+        </w:tc>
+        <w:tc>
+          <w:tcPr>
+            <w:tcW w:w="4896" w:type="dxa"/>
+          </w:tcPr>
+          <w:p>
+            <w:pPr>
+              <w:spacing w:before="0" w:after="0" w:line="276" w:lineRule="exact"/>
+              <w:ind w:left="0" w:firstLine="0"/>
+              <w:jc w:val="left"/>
             </w:pPr>
             <w:r>
               <w:t xml:space="preserve">Respectfully submitted,</w:t>
@@ -1544,89 +1642,157 @@
           </w:p>
           <w:p>
             <w:pPr>
-              <w:pStyle w:val="Single"/>
-              <w:spacing w:before="276" w:after="0"/>
+              <w:spacing w:before="276" w:after="0" w:line="276" w:lineRule="exact"/>
+              <w:ind w:left="0" w:firstLine="0"/>
+              <w:jc w:val="left"/>
             </w:pPr>
+            <w:r>
+              <w:t xml:space="preserve">RAYMAN</w:t>
+            </w:r>
+            <w:r>
+              <w:t xml:space="preserve"> </w:t>
+            </w:r>
+            <w:r>
+              <w:t xml:space="preserve">&amp;</w:t>
+            </w:r>
+            <w:r>
+              <w:t xml:space="preserve"> </w:t>
+            </w:r>
+            <w:r>
+              <w:t xml:space="preserve">KNIGHT</w:t>
+            </w:r>
           </w:p>
           <w:p>
             <w:pPr>
-              <w:pStyle w:val="Single"/>
+              <w:spacing w:before="276" w:after="0" w:line="276" w:lineRule="exact"/>
+              <w:ind w:left="0" w:firstLine="0"/>
+              <w:jc w:val="left"/>
             </w:pPr>
             <w:r>
-              <w:t xml:space="preserve">RAYMAN &amp; KNIGHT</w:t>
+              <w:t xml:space="preserve">By: /s/ Cody H. Knight</w:t>
             </w:r>
           </w:p>
           <w:p>
             <w:pPr>
-              <w:pStyle w:val="Single"/>
-              <w:spacing w:before="276" w:after="0"/>
+              <w:spacing w:before="0" w:after="0" w:line="276" w:lineRule="exact"/>
+              <w:ind w:left="0" w:firstLine="0"/>
+              <w:jc w:val="left"/>
             </w:pPr>
+            <w:r>
+              <w:t xml:space="preserve">Cody H. Knight (P64811)</w:t>
+            </w:r>
           </w:p>
           <w:p>
             <w:pPr>
-              <w:pStyle w:val="Single"/>
+              <w:spacing w:before="0" w:after="0" w:line="276" w:lineRule="exact"/>
+              <w:ind w:left="0" w:firstLine="0"/>
+              <w:jc w:val="left"/>
             </w:pPr>
             <w:r>
-              <w:t xml:space="preserve">By: /s/ Cody H. Knight</w:t>
+              <w:t xml:space="preserve">Attorneys</w:t>
+            </w:r>
+            <w:r>
+              <w:t xml:space="preserve"> </w:t>
+            </w:r>
+            <w:r>
+              <w:t xml:space="preserve">for</w:t>
+            </w:r>
+            <w:r>
+              <w:t xml:space="preserve"> </w:t>
+            </w:r>
+            <w:r>
+              <w:t xml:space="preserve">Plaintiff/​Debtor</w:t>
             </w:r>
           </w:p>
           <w:p>
             <w:pPr>
-              <w:pStyle w:val="Single"/>
+              <w:spacing w:before="276" w:after="0" w:line="276" w:lineRule="exact"/>
+              <w:ind w:left="0" w:firstLine="0"/>
+              <w:jc w:val="left"/>
             </w:pPr>
             <w:r>
-              <w:t xml:space="preserve">Cody H. Knight (P64811)</w:t>
+              <w:t xml:space="preserve">BUSINESS ADDRESS:</w:t>
             </w:r>
           </w:p>
           <w:p>
             <w:pPr>
-              <w:pStyle w:val="Single"/>
+              <w:spacing w:before="0" w:after="0" w:line="276" w:lineRule="exact"/>
+              <w:ind w:left="0" w:firstLine="0"/>
+              <w:jc w:val="left"/>
             </w:pPr>
             <w:r>
-              <w:t xml:space="preserve">Attorneys for Plaintiff/Debtor</w:t>
+              <w:t xml:space="preserve">141</w:t>
+            </w:r>
+            <w:r>
+              <w:t xml:space="preserve"> </w:t>
+            </w:r>
+            <w:r>
+              <w:t xml:space="preserve">East</w:t>
+            </w:r>
+            <w:r>
+              <w:t xml:space="preserve"> </w:t>
+            </w:r>
+            <w:r>
+              <w:t xml:space="preserve">Michigan</w:t>
+            </w:r>
+            <w:r>
+              <w:t xml:space="preserve"> </w:t>
+            </w:r>
+            <w:r>
+              <w:t xml:space="preserve">Avenue,</w:t>
+            </w:r>
+            <w:r>
+              <w:t xml:space="preserve"> </w:t>
+            </w:r>
+            <w:r>
+              <w:t xml:space="preserve">Suite</w:t>
+            </w:r>
+            <w:r>
+              <w:t xml:space="preserve"> </w:t>
+            </w:r>
+            <w:r>
+              <w:t xml:space="preserve">301</w:t>
             </w:r>
           </w:p>
           <w:p>
             <w:pPr>
-              <w:pStyle w:val="Single"/>
-              <w:spacing w:before="276" w:after="0"/>
+              <w:spacing w:before="0" w:after="0" w:line="276" w:lineRule="exact"/>
+              <w:ind w:left="0" w:firstLine="0"/>
+              <w:jc w:val="left"/>
             </w:pPr>
+            <w:r>
+              <w:t xml:space="preserve">Kalamazoo,</w:t>
+            </w:r>
+            <w:r>
+              <w:t xml:space="preserve"> </w:t>
+            </w:r>
+            <w:r>
+              <w:t xml:space="preserve">MI</w:t>
+            </w:r>
+            <w:r>
+              <w:t xml:space="preserve"> </w:t>
+            </w:r>
+            <w:r>
+              <w:t xml:space="preserve">49007</w:t>
+            </w:r>
           </w:p>
           <w:p>
             <w:pPr>
-              <w:pStyle w:val="Single"/>
+              <w:spacing w:before="0" w:after="0" w:line="276" w:lineRule="exact"/>
+              <w:ind w:left="0" w:firstLine="0"/>
+              <w:jc w:val="left"/>
             </w:pPr>
             <w:r>
-              <w:t xml:space="preserve">BUSINESS ADDRESS:</w:t>
+              <w:t xml:space="preserve">Telephone (269) 345</w:t>
+              <w:noBreakHyphen/>
+              <w:t xml:space="preserve">5156</w:t>
             </w:r>
           </w:p>
           <w:p>
             <w:pPr>
-              <w:pStyle w:val="Single"/>
-            </w:pPr>
-            <w:r>
-              <w:t xml:space="preserve">141 East Michigan Avenue, Suite 301</w:t>
-            </w:r>
-          </w:p>
-          <w:p>
-            <w:pPr>
-              <w:pStyle w:val="Single"/>
-            </w:pPr>
-            <w:r>
-              <w:t xml:space="preserve">Kalamazoo, MI 49007</w:t>
-            </w:r>
-          </w:p>
-          <w:p>
-            <w:pPr>
-              <w:pStyle w:val="Single"/>
-            </w:pPr>
-            <w:r>
-              <w:t xml:space="preserve">Telephone (269) 345-5156</w:t>
-            </w:r>
-          </w:p>
-          <w:p>
-            <w:pPr>
-              <w:pStyle w:val="Single"/>
+              <w:spacing w:before="0" w:after="0" w:line="276" w:lineRule="exact"/>
+              <w:ind w:left="0" w:firstLine="0"/>
+              <w:jc w:val="left"/>
             </w:pPr>
             <w:r>
               <w:t xml:space="preserve">Email [e-mail address not printed on the filed exemplar]</w:t>
@@ -1635,13 +1801,10 @@
         </w:tc>
       </w:tr>
     </w:tbl>
-    <w:bookmarkEnd w:id="32"/>
-    <w:bookmarkEnd w:id="33"/>
     <w:sectPr>
-      <w:footerReference w:type="default" r:id="rId100"/>
+      <w:footerReference w:type="default" r:id="rIdFooter1"/>
       <w:pgSz w:w="12240" w:h="15840"/>
-      <w:pgMar w:top="1440" w:right="1440" w:bottom="1440" w:left="1440" w:header="720" w:footer="720" w:gutter="0"/>
-      <w:cols w:space="720"/>
+      <w:pgMar w:top="1440" w:right="1440" w:bottom="1440" w:left="1440" w:header="720" w:footer="731" w:gutter="0"/>
     </w:sectPr>
   </w:body>
 </w:document>
@@ -1655,7 +1818,7 @@
 <w:ftr xmlns:w="http://schemas.openxmlformats.org/wordprocessingml/2006/main" xmlns:r="http://schemas.openxmlformats.org/officeDocument/2006/relationships">
   <w:p>
     <w:pPr>
-      <w:pStyle w:val="Footer"/>
+      <w:spacing w:before="0" w:after="0" w:line="276" w:lineRule="exact"/>
       <w:jc w:val="center"/>
     </w:pPr>
     <w:r>
@@ -1762,7 +1925,7 @@
       </w:r>
     </w:p>
   </w:footnote>
-  <w:footnote w:id="21">
+  <w:footnote w:id="9">
     <w:p>
       <w:pPr>
         <w:pStyle w:val="FootnoteText"/>
@@ -1790,7 +1953,7 @@
       </w:r>
     </w:p>
   </w:footnote>
-  <w:footnote w:id="22">
+  <w:footnote w:id="10">
     <w:p>
       <w:pPr>
         <w:pStyle w:val="FootnoteText"/>
@@ -1910,15 +2073,16 @@
   <w:docDefaults>
     <w:rPrDefault>
       <w:rPr>
-        <w:rFonts w:ascii="EB Garamond" w:hAnsi="EB Garamond" w:eastAsia="EB Garamond" w:cs="EB Garamond"/>
-        <w:sz w:val="26"/>
-        <w:szCs w:val="26"/>
-        <w:lang w:val="en-US" w:eastAsia="en-US" w:bidi="ar-SA"/>
+        <w:rFonts w:ascii="Times New Roman" w:hAnsi="Times New Roman" w:eastAsia="Times New Roman" w:cs="Times New Roman"/>
+        <w:sz w:val="24"/>
+        <w:szCs w:val="24"/>
+        <w:lang w:val="en-US" w:eastAsia="zh-CN" w:bidi="ar-SA"/>
       </w:rPr>
     </w:rPrDefault>
     <w:pPrDefault>
       <w:pPr>
-        <w:spacing w:after="0" w:line="240" w:lineRule="auto"/>
+        <w:widowControl/>
+        <w:spacing w:after="0"/>
       </w:pPr>
     </w:pPrDefault>
   </w:docDefaults>
@@ -1926,20 +2090,11 @@
   <w:style w:type="paragraph" w:default="1" w:styleId="Normal">
     <w:name w:val="Normal"/>
     <w:qFormat/>
-    <w:pPr>
-      <w:spacing w:before="0" w:after="0" w:line="552" w:lineRule="exact"/>
-      <w:ind w:firstLine="0"/>
-    </w:pPr>
-    <w:rPr>
-      <w:rFonts w:ascii="EB Garamond" w:hAnsi="EB Garamond" w:eastAsia="EB Garamond" w:cs="EB Garamond"/>
-      <w:color w:val="000000"/>
-      <w:sz w:val="26"/>
-      <w:szCs w:val="26"/>
-    </w:rPr>
   </w:style>
   <w:style w:type="paragraph" w:styleId="BodyText">
     <w:name w:val="Body Text"/>
     <w:basedOn w:val="Normal"/>
+    <w:link w:val="BodyTextChar"/>
     <w:qFormat/>
     <w:pPr>
       <w:spacing w:before="0" w:after="0" w:line="552" w:lineRule="exact"/>
@@ -1951,18 +2106,13 @@
     <w:basedOn w:val="BodyText"/>
     <w:next w:val="BodyText"/>
     <w:qFormat/>
-    <w:pPr>
-      <w:spacing w:before="0" w:after="0" w:line="552" w:lineRule="exact"/>
-      <w:ind w:firstLine="720"/>
-    </w:pPr>
   </w:style>
   <w:style w:type="paragraph" w:customStyle="1" w:styleId="Compact">
     <w:name w:val="Compact"/>
     <w:basedOn w:val="BodyText"/>
     <w:qFormat/>
     <w:pPr>
-      <w:spacing w:before="0" w:after="0" w:line="552" w:lineRule="exact"/>
-      <w:ind w:firstLine="0"/>
+      <w:spacing w:before="36" w:after="36"/>
     </w:pPr>
   </w:style>
   <w:style w:type="paragraph" w:styleId="Title">
@@ -2102,7 +2252,6 @@
     <w:name w:val="heading 1"/>
     <w:basedOn w:val="Normal"/>
     <w:next w:val="BodyText"/>
-    <w:uiPriority w:val="9"/>
     <w:qFormat/>
     <w:pPr>
       <w:keepNext/>
@@ -2115,18 +2264,15 @@
     <w:rPr>
       <w:b/>
       <w:bCs/>
-      <w:caps/>
       <w:color w:val="000000"/>
-      <w:sz w:val="26"/>
-      <w:szCs w:val="26"/>
+      <w:sz w:val="24"/>
+      <w:szCs w:val="24"/>
     </w:rPr>
   </w:style>
   <w:style w:type="paragraph" w:styleId="Heading2">
     <w:name w:val="heading 2"/>
     <w:basedOn w:val="Normal"/>
     <w:next w:val="BodyText"/>
-    <w:uiPriority w:val="9"/>
-    <w:unhideWhenUsed/>
     <w:qFormat/>
     <w:pPr>
       <w:keepNext/>
@@ -2139,33 +2285,29 @@
     <w:rPr>
       <w:b/>
       <w:bCs/>
-      <w:caps/>
       <w:color w:val="000000"/>
-      <w:sz w:val="26"/>
-      <w:szCs w:val="26"/>
+      <w:sz w:val="24"/>
+      <w:szCs w:val="24"/>
     </w:rPr>
   </w:style>
   <w:style w:type="paragraph" w:styleId="Heading3">
     <w:name w:val="heading 3"/>
     <w:basedOn w:val="Normal"/>
     <w:next w:val="BodyText"/>
-    <w:uiPriority w:val="9"/>
-    <w:unhideWhenUsed/>
     <w:qFormat/>
     <w:pPr>
       <w:keepNext/>
       <w:keepLines/>
       <w:spacing w:before="0" w:after="0" w:line="552" w:lineRule="exact"/>
       <w:ind w:firstLine="0"/>
-      <w:jc w:val="left"/>
       <w:outlineLvl w:val="2"/>
     </w:pPr>
     <w:rPr>
       <w:b/>
       <w:bCs/>
       <w:color w:val="000000"/>
-      <w:sz w:val="26"/>
-      <w:szCs w:val="26"/>
+      <w:sz w:val="24"/>
+      <w:szCs w:val="24"/>
     </w:rPr>
   </w:style>
   <w:style w:type="paragraph" w:styleId="Heading4">
@@ -2181,14 +2323,18 @@
     <w:pPr>
       <w:keepNext/>
       <w:keepLines/>
-      <w:spacing w:before="80" w:after="40"/>
+      <w:spacing w:before="240" w:after="120" w:line="276" w:lineRule="exact"/>
+      <w:ind w:firstLine="0"/>
       <w:outlineLvl w:val="3"/>
     </w:pPr>
     <w:rPr>
-      <w:rFonts w:eastAsiaTheme="majorEastAsia" w:cstheme="majorBidi"/>
+      <w:rFonts w:ascii="Times New Roman" w:hAnsi="Times New Roman" w:eastAsia="Times New Roman" w:cs="Times New Roman"/>
+      <w:b/>
+      <w:bCs/>
       <w:i/>
-      <w:iCs/>
-      <w:color w:val="0F4761" w:themeColor="accent1" w:themeShade="BF"/>
+      <w:color w:val="000000"/>
+      <w:sz w:val="24"/>
+      <w:szCs w:val="24"/>
     </w:rPr>
   </w:style>
   <w:style w:type="paragraph" w:styleId="Heading5">
@@ -2204,12 +2350,18 @@
     <w:pPr>
       <w:keepNext/>
       <w:keepLines/>
-      <w:spacing w:before="80" w:after="40"/>
+      <w:spacing w:before="240" w:after="120" w:line="276" w:lineRule="exact"/>
+      <w:ind w:firstLine="0"/>
       <w:outlineLvl w:val="4"/>
     </w:pPr>
     <w:rPr>
-      <w:rFonts w:eastAsiaTheme="majorEastAsia" w:cstheme="majorBidi"/>
-      <w:color w:val="0F4761" w:themeColor="accent1" w:themeShade="BF"/>
+      <w:rFonts w:ascii="Times New Roman" w:hAnsi="Times New Roman" w:eastAsia="Times New Roman" w:cs="Times New Roman"/>
+      <w:b/>
+      <w:bCs/>
+      <w:i/>
+      <w:color w:val="000000"/>
+      <w:sz w:val="24"/>
+      <w:szCs w:val="24"/>
     </w:rPr>
   </w:style>
   <w:style w:type="paragraph" w:styleId="Heading6">
@@ -2419,12 +2571,19 @@
       <w:color w:val="272727" w:themeColor="text1" w:themeTint="D8"/>
     </w:rPr>
   </w:style>
+  <w:style w:type="paragraph" w:customStyle="1" w:styleId="ListItem">
+    <w:name w:val="List Item"/>
+    <w:basedOn w:val="BodyText"/>
+    <w:qFormat/>
+    <w:pPr>
+      <w:spacing w:before="0" w:after="0" w:line="552" w:lineRule="exact"/>
+      <w:ind w:left="720" w:hanging="720"/>
+    </w:pPr>
+  </w:style>
   <w:style w:type="paragraph" w:styleId="BlockText">
     <w:name w:val="Block Text"/>
-    <w:basedOn w:val="Normal"/>
+    <w:basedOn w:val="BodyText"/>
     <w:next w:val="BodyText"/>
-    <w:uiPriority w:val="9"/>
-    <w:unhideWhenUsed/>
     <w:qFormat/>
     <w:pPr>
       <w:spacing w:before="0" w:after="0" w:line="552" w:lineRule="exact"/>
@@ -2432,17 +2591,19 @@
     </w:pPr>
   </w:style>
   <w:style w:type="paragraph" w:styleId="FootnoteText">
-    <w:name w:val="footnote text"/>
+    <w:name w:val="Footnote Text"/>
     <w:basedOn w:val="Normal"/>
-    <w:uiPriority w:val="99"/>
+    <w:next w:val="FootnoteText"/>
+    <w:uiPriority w:val="9"/>
     <w:unhideWhenUsed/>
+    <w:qFormat/>
     <w:pPr>
-      <w:spacing w:before="0" w:after="100" w:line="240" w:lineRule="auto"/>
-      <w:ind w:firstLine="0"/>
+      <w:widowControl/>
+      <w:spacing w:before="0" w:after="80" w:line="276" w:lineRule="exact"/>
     </w:pPr>
     <w:rPr>
-      <w:sz w:val="26"/>
-      <w:szCs w:val="26"/>
+      <w:sz w:val="24"/>
+      <w:szCs w:val="24"/>
     </w:rPr>
   </w:style>
   <w:style w:type="paragraph" w:styleId="FootnoteBlockText">
@@ -2453,8 +2614,8 @@
     <w:unhideWhenUsed/>
     <w:qFormat/>
     <w:pPr>
-      <w:spacing w:before="100" w:after="100"/>
-      <w:ind w:firstLine="0" w:left="480" w:right="480"/>
+      <w:spacing w:before="280" w:after="280"/>
+      <w:ind w:firstLine="0" w:left="720" w:right="720"/>
     </w:pPr>
   </w:style>
   <w:style w:type="character" w:default="1" w:styleId="DefaultParagraphFont">
@@ -2465,8 +2626,6 @@
   <w:style w:type="table" w:default="1" w:styleId="Table">
     <w:name w:val="Table"/>
     <w:basedOn w:val="TableNormal"/>
-    <w:semiHidden/>
-    <w:unhideWhenUsed/>
     <w:qFormat/>
     <w:tblPr>
       <w:tblInd w:w="0" w:type="dxa"/>
@@ -2478,13 +2637,6 @@
       </w:tblCellMar>
     </w:tblPr>
     <w:tblStylePr w:type="firstRow">
-      <w:tblPr>
-        <w:jc w:val="left"/>
-        <w:tblInd w:w="0" w:type="dxa"/>
-      </w:tblPr>
-      <w:trPr>
-        <w:jc w:val="left"/>
-      </w:trPr>
       <w:tcPr>
         <w:tcBorders>
           <w:bottom w:val="single"/>
@@ -2571,7 +2723,7 @@
     <w:name w:val="Hyperlink"/>
     <w:basedOn w:val="BodyTextChar"/>
     <w:rPr>
-      <w:color w:val="4F81BD" w:themeColor="accent1"/>
+      <w:color w:val="000000"/>
     </w:rPr>
   </w:style>
   <w:style w:type="paragraph" w:styleId="TOCHeading">
@@ -2592,21 +2744,35 @@
       <w:color w:val="365F91" w:themeColor="accent1" w:themeShade="BF"/>
     </w:rPr>
   </w:style>
+  <w:style w:type="paragraph" w:customStyle="1" w:styleId="BodyTextNote">
+    <w:name w:val="Body Text Note"/>
+    <w:basedOn w:val="BodyText"/>
+    <w:qFormat/>
+    <w:pPr>
+      <w:widowControl w:val="0"/>
+    </w:pPr>
+  </w:style>
   <w:style w:type="paragraph" w:customStyle="1" w:styleId="NumberedPara">
-    <w:name w:val="Numbered Paragraph"/>
+    <w:name w:val="Numbered Para"/>
     <w:basedOn w:val="BodyText"/>
     <w:qFormat/>
     <w:pPr>
       <w:tabs>
         <w:tab w:val="left" w:pos="1440"/>
       </w:tabs>
-      <w:spacing w:before="0" w:after="0" w:line="552" w:lineRule="exact"/>
-      <w:ind w:firstLine="720"/>
+    </w:pPr>
+  </w:style>
+  <w:style w:type="paragraph" w:customStyle="1" w:styleId="NumberedParaNote">
+    <w:name w:val="Numbered Para Note"/>
+    <w:basedOn w:val="NumberedPara"/>
+    <w:qFormat/>
+    <w:pPr>
+      <w:widowControl w:val="0"/>
     </w:pPr>
   </w:style>
   <w:style w:type="paragraph" w:customStyle="1" w:styleId="ListLetter">
     <w:name w:val="List Letter"/>
-    <w:basedOn w:val="Normal"/>
+    <w:basedOn w:val="BodyText"/>
     <w:qFormat/>
     <w:pPr>
       <w:tabs>
@@ -2616,39 +2782,239 @@
       <w:ind w:left="1440" w:hanging="720"/>
     </w:pPr>
   </w:style>
-  <w:style w:type="paragraph" w:styleId="Footer">
-    <w:name w:val="footer"/>
+  <w:style w:type="paragraph" w:customStyle="1" w:styleId="SourceCode">
+    <w:name w:val="Source Code"/>
     <w:basedOn w:val="Normal"/>
-    <w:uiPriority w:val="99"/>
-    <w:unhideWhenUsed/>
+    <w:link w:val="VerbatimChar"/>
     <w:pPr>
-      <w:spacing w:before="0" w:after="0" w:line="240" w:lineRule="auto"/>
-      <w:ind w:firstLine="0"/>
-      <w:jc w:val="center"/>
+      <w:wordWrap w:val="off"/>
     </w:pPr>
-    <w:rPr>
-      <w:sz w:val="22"/>
-      <w:szCs w:val="22"/>
-    </w:rPr>
-  </w:style>
-  <w:style w:type="paragraph" w:customStyle="1" w:styleId="Centered">
-    <w:name w:val="Centered"/>
-    <w:basedOn w:val="Normal"/>
-    <w:qFormat/>
-    <w:pPr>
-      <w:spacing w:before="0" w:after="0" w:line="240" w:lineRule="auto"/>
-      <w:ind w:firstLine="0"/>
-      <w:jc w:val="center"/>
-    </w:pPr>
-  </w:style>
-  <w:style w:type="paragraph" w:customStyle="1" w:styleId="Single">
-    <w:name w:val="Single"/>
-    <w:basedOn w:val="Normal"/>
-    <w:qFormat/>
-    <w:pPr>
-      <w:spacing w:before="0" w:after="0" w:line="240" w:lineRule="auto"/>
-      <w:ind w:firstLine="0"/>
-    </w:pPr>
+  </w:style>
+  <w:style w:type="character" w:customStyle="1" w:styleId="KeywordTok">
+    <w:name w:val="KeywordTok"/>
+    <w:basedOn w:val="VerbatimChar"/>
+    <w:rPr>
+      <w:b/>
+      <w:color w:val="007020"/>
+    </w:rPr>
+  </w:style>
+  <w:style w:type="character" w:customStyle="1" w:styleId="DataTypeTok">
+    <w:name w:val="DataTypeTok"/>
+    <w:basedOn w:val="VerbatimChar"/>
+    <w:rPr>
+      <w:color w:val="902000"/>
+    </w:rPr>
+  </w:style>
+  <w:style w:type="character" w:customStyle="1" w:styleId="DecValTok">
+    <w:name w:val="DecValTok"/>
+    <w:basedOn w:val="VerbatimChar"/>
+    <w:rPr>
+      <w:color w:val="40a070"/>
+    </w:rPr>
+  </w:style>
+  <w:style w:type="character" w:customStyle="1" w:styleId="BaseNTok">
+    <w:name w:val="BaseNTok"/>
+    <w:basedOn w:val="VerbatimChar"/>
+    <w:rPr>
+      <w:color w:val="40a070"/>
+    </w:rPr>
+  </w:style>
+  <w:style w:type="character" w:customStyle="1" w:styleId="FloatTok">
+    <w:name w:val="FloatTok"/>
+    <w:basedOn w:val="VerbatimChar"/>
+    <w:rPr>
+      <w:color w:val="40a070"/>
+    </w:rPr>
+  </w:style>
+  <w:style w:type="character" w:customStyle="1" w:styleId="ConstantTok">
+    <w:name w:val="ConstantTok"/>
+    <w:basedOn w:val="VerbatimChar"/>
+    <w:rPr>
+      <w:color w:val="880000"/>
+    </w:rPr>
+  </w:style>
+  <w:style w:type="character" w:customStyle="1" w:styleId="CharTok">
+    <w:name w:val="CharTok"/>
+    <w:basedOn w:val="VerbatimChar"/>
+    <w:rPr>
+      <w:color w:val="4070a0"/>
+    </w:rPr>
+  </w:style>
+  <w:style w:type="character" w:customStyle="1" w:styleId="SpecialCharTok">
+    <w:name w:val="SpecialCharTok"/>
+    <w:basedOn w:val="VerbatimChar"/>
+    <w:rPr>
+      <w:color w:val="4070a0"/>
+    </w:rPr>
+  </w:style>
+  <w:style w:type="character" w:customStyle="1" w:styleId="StringTok">
+    <w:name w:val="StringTok"/>
+    <w:basedOn w:val="VerbatimChar"/>
+    <w:rPr>
+      <w:color w:val="4070a0"/>
+    </w:rPr>
+  </w:style>
+  <w:style w:type="character" w:customStyle="1" w:styleId="VerbatimStringTok">
+    <w:name w:val="VerbatimStringTok"/>
+    <w:basedOn w:val="VerbatimChar"/>
+    <w:rPr>
+      <w:color w:val="4070a0"/>
+    </w:rPr>
+  </w:style>
+  <w:style w:type="character" w:customStyle="1" w:styleId="SpecialStringTok">
+    <w:name w:val="SpecialStringTok"/>
+    <w:basedOn w:val="VerbatimChar"/>
+    <w:rPr>
+      <w:color w:val="bb6688"/>
+    </w:rPr>
+  </w:style>
+  <w:style w:type="character" w:customStyle="1" w:styleId="ImportTok">
+    <w:name w:val="ImportTok"/>
+    <w:basedOn w:val="VerbatimChar"/>
+    <w:rPr>
+      <w:b/>
+      <w:color w:val="008000"/>
+    </w:rPr>
+  </w:style>
+  <w:style w:type="character" w:customStyle="1" w:styleId="CommentTok">
+    <w:name w:val="CommentTok"/>
+    <w:basedOn w:val="VerbatimChar"/>
+    <w:rPr>
+      <w:i/>
+      <w:color w:val="60a0b0"/>
+    </w:rPr>
+  </w:style>
+  <w:style w:type="character" w:customStyle="1" w:styleId="DocumentationTok">
+    <w:name w:val="DocumentationTok"/>
+    <w:basedOn w:val="VerbatimChar"/>
+    <w:rPr>
+      <w:i/>
+      <w:color w:val="ba2121"/>
+    </w:rPr>
+  </w:style>
+  <w:style w:type="character" w:customStyle="1" w:styleId="AnnotationTok">
+    <w:name w:val="AnnotationTok"/>
+    <w:basedOn w:val="VerbatimChar"/>
+    <w:rPr>
+      <w:b/>
+      <w:i/>
+      <w:color w:val="60a0b0"/>
+    </w:rPr>
+  </w:style>
+  <w:style w:type="character" w:customStyle="1" w:styleId="CommentVarTok">
+    <w:name w:val="CommentVarTok"/>
+    <w:basedOn w:val="VerbatimChar"/>
+    <w:rPr>
+      <w:b/>
+      <w:i/>
+      <w:color w:val="60a0b0"/>
+    </w:rPr>
+  </w:style>
+  <w:style w:type="character" w:customStyle="1" w:styleId="OtherTok">
+    <w:name w:val="OtherTok"/>
+    <w:basedOn w:val="VerbatimChar"/>
+    <w:rPr>
+      <w:color w:val="007020"/>
+    </w:rPr>
+  </w:style>
+  <w:style w:type="character" w:customStyle="1" w:styleId="FunctionTok">
+    <w:name w:val="FunctionTok"/>
+    <w:basedOn w:val="VerbatimChar"/>
+    <w:rPr>
+      <w:color w:val="06287e"/>
+    </w:rPr>
+  </w:style>
+  <w:style w:type="character" w:customStyle="1" w:styleId="VariableTok">
+    <w:name w:val="VariableTok"/>
+    <w:basedOn w:val="VerbatimChar"/>
+    <w:rPr>
+      <w:color w:val="19177c"/>
+    </w:rPr>
+  </w:style>
+  <w:style w:type="character" w:customStyle="1" w:styleId="ControlFlowTok">
+    <w:name w:val="ControlFlowTok"/>
+    <w:basedOn w:val="VerbatimChar"/>
+    <w:rPr>
+      <w:b/>
+      <w:color w:val="007020"/>
+    </w:rPr>
+  </w:style>
+  <w:style w:type="character" w:customStyle="1" w:styleId="OperatorTok">
+    <w:name w:val="OperatorTok"/>
+    <w:basedOn w:val="VerbatimChar"/>
+    <w:rPr>
+      <w:color w:val="666666"/>
+    </w:rPr>
+  </w:style>
+  <w:style w:type="character" w:customStyle="1" w:styleId="BuiltInTok">
+    <w:name w:val="BuiltInTok"/>
+    <w:basedOn w:val="VerbatimChar"/>
+    <w:rPr>
+      <w:color w:val="008000"/>
+    </w:rPr>
+  </w:style>
+  <w:style w:type="character" w:customStyle="1" w:styleId="ExtensionTok">
+    <w:name w:val="ExtensionTok"/>
+    <w:basedOn w:val="VerbatimChar"/>
+    <w:rPr/>
+  </w:style>
+  <w:style w:type="character" w:customStyle="1" w:styleId="PreprocessorTok">
+    <w:name w:val="PreprocessorTok"/>
+    <w:basedOn w:val="VerbatimChar"/>
+    <w:rPr>
+      <w:color w:val="bc7a00"/>
+    </w:rPr>
+  </w:style>
+  <w:style w:type="character" w:customStyle="1" w:styleId="AttributeTok">
+    <w:name w:val="AttributeTok"/>
+    <w:basedOn w:val="VerbatimChar"/>
+    <w:rPr>
+      <w:color w:val="7d9029"/>
+    </w:rPr>
+  </w:style>
+  <w:style w:type="character" w:customStyle="1" w:styleId="RegionMarkerTok">
+    <w:name w:val="RegionMarkerTok"/>
+    <w:basedOn w:val="VerbatimChar"/>
+    <w:rPr/>
+  </w:style>
+  <w:style w:type="character" w:customStyle="1" w:styleId="InformationTok">
+    <w:name w:val="InformationTok"/>
+    <w:basedOn w:val="VerbatimChar"/>
+    <w:rPr>
+      <w:b/>
+      <w:i/>
+      <w:color w:val="60a0b0"/>
+    </w:rPr>
+  </w:style>
+  <w:style w:type="character" w:customStyle="1" w:styleId="WarningTok">
+    <w:name w:val="WarningTok"/>
+    <w:basedOn w:val="VerbatimChar"/>
+    <w:rPr>
+      <w:b/>
+      <w:i/>
+      <w:color w:val="60a0b0"/>
+    </w:rPr>
+  </w:style>
+  <w:style w:type="character" w:customStyle="1" w:styleId="AlertTok">
+    <w:name w:val="AlertTok"/>
+    <w:basedOn w:val="VerbatimChar"/>
+    <w:rPr>
+      <w:b/>
+      <w:color w:val="ff0000"/>
+    </w:rPr>
+  </w:style>
+  <w:style w:type="character" w:customStyle="1" w:styleId="ErrorTok">
+    <w:name w:val="ErrorTok"/>
+    <w:basedOn w:val="VerbatimChar"/>
+    <w:rPr>
+      <w:b/>
+      <w:color w:val="ff0000"/>
+    </w:rPr>
+  </w:style>
+  <w:style w:type="character" w:customStyle="1" w:styleId="NormalTok">
+    <w:name w:val="NormalTok"/>
+    <w:basedOn w:val="VerbatimChar"/>
+    <w:rPr/>
   </w:style>
 </w:styles>
 </file>
